--- a/artifacts/enterprise_review.docx
+++ b/artifacts/enterprise_review.docx
@@ -24,59 +24,70 @@
       <w:r>
         <w:t>&lt;think&gt;</w:t>
         <w:br/>
-        <w:t>Хорошо, мне нужно выделить ключевые требования безопасности из предоставленных документов и дать краткое резюме. Начну с первого документа, doc-safety-01. Там говорится, что все электрическое оборудование должно включать заземление и устройства экстренной остановки. Также указано, что периодическая инспекция проводится каждые 6 месяцев. Это важные пункты, которые нужно отметить.</w:t>
+        <w:t>Хорошо, мне нужно обработать запрос пользователя, который просит выделить ключевые требования безопасности и дать краткое резюме. Давайте посмотрим на предоставленные документы.</w:t>
         <w:br/>
         <w:br/>
-        <w:t>Теперь второй документ, doc-safety-02. Там обязательное обучение операторов перед вводом в эксплуатацию и необходимость хранить подписанную проверочную таблицу в проектной архиве. Эти требования тоже ключевые для безопасности.</w:t>
+        <w:t>Первый документ (doc-safety-01) говорит, что все электрическое оборудование должно иметь заземление и устройства экстренной остановки. Периодическая инспекция каждые 6 месяцев. Это важные технические требования, которые касаются безопасности оборудования и регулярного обслуживания.</w:t>
         <w:br/>
         <w:br/>
-        <w:t>Нужно убедиться, что я не добавляю никаких дополнительных фактов, только те, что указаны в источниках. Также важно включать цитаты для каждого упоминания. Проверю, нет ли неопределенности или недостатка доказательств. В данном случае оба документа предоставляют четкие требования, поэтому неопределенность отсутствует.</w:t>
+        <w:t>Второй документ (doc-safety-02) требует обязательного обучения операторов перед вводом в эксплуатацию и хранения подписанного чек-листа в проектной архиве. Здесь речь идет о подготовке персонала и документировании процесса.</w:t>
         <w:br/>
         <w:br/>
-        <w:t>Теперь составлю резюме, кратко изложив основные моменты. Убедюсь, что все упомянутые требования связаны с безопасностью и соответствуют предоставленным документам. Проверю форматирование на соответствие требованиям Markdown и включу все необходимые разделы: findings, risks, actions и citations. Важно, чтобы каждый пункт в findings сопровождался ссылкой на источник. Также проверю, что в risks и actions отражены возможные последствия и необходимые действия на основе выявленных требований.</w:t>
+        <w:t>Теперь нужно выделить ключевые требования. Для безопасности оборудование должно быть заземлено и иметь экстренные стопы. Также важна периодическая проверка каждые полгода. По обучению операторов — обучение обязательно, и нужно хранить документы.</w:t>
+        <w:br/>
+        <w:br/>
+        <w:t>Резюме должно кратко отразить эти пункты. Нужно убедиться, что все упомянутые требования учтены и правильно процитированы. Проверю, нет ли других документов, но в данном случае их два. Нет противоречий, поэтому можно составлять ответ.</w:t>
         <w:br/>
         <w:t>&lt;/think&gt;</w:t>
         <w:br/>
         <w:br/>
-        <w:t>```json</w:t>
+        <w:t>```json_markdown</w:t>
         <w:br/>
         <w:t>{</w:t>
         <w:br/>
-        <w:t xml:space="preserve">  "summary": "No summary yet.",</w:t>
+        <w:t xml:space="preserve">  "summary": "Ключевые требования безопасности включают наличие заземления и устройств экстренной остановки для электрического оборудования, периодическую инспекцию каждые 6 месяцев, обязательное обучение операторов перед вводом в эксплуатацию и хранение подписанного чек-листа в архиве проекта.",</w:t>
         <w:br/>
         <w:t xml:space="preserve">  "findings": [</w:t>
         <w:br/>
-        <w:t xml:space="preserve">    "Все электрическое оборудование должно быть оснащено заземлением и устройствами экстренной остановки (doc-safety-01, v3, 5.2.3).",</w:t>
+        <w:t xml:space="preserve">    "Все электрическое оборудование должно быть снабжено заземлением и устройствами экстренной остановки (doc-safety-01, v3, 5.2.3).",</w:t>
         <w:br/>
-        <w:t xml:space="preserve">    "Периодическая инспекция электрического оборудования требуется каждые 6 месяцев (doc-safety-01, v3, 5.2.3).",</w:t>
+        <w:t xml:space="preserve">    "Периодическая инспекция оборудования требуется каждые 6 месяцев (doc-safety-01, v3, 5.2.3).",</w:t>
         <w:br/>
-        <w:t xml:space="preserve">    "Обучение операторов обязательно перед вводом оборудования в эксплуатацию, с обязательным хранением подписанного чек-листа в проектной архиве (doc-safety-02, v1, 2.1)."</w:t>
+        <w:t xml:space="preserve">    "Обучение операторов является обязательным перед началом эксплуатации, с обязательным хранением подписанного чек-листа в архиве проекта (doc-safety-02, v1, 2.1)."</w:t>
         <w:br/>
         <w:t xml:space="preserve">  ],</w:t>
         <w:br/>
         <w:t xml:space="preserve">  "risks": [</w:t>
         <w:br/>
-        <w:t xml:space="preserve">    "Несоблюдение требований заземления и экстренной остановки может привести к травмам или повреждению оборудования (doc-safety-01, v3, 5.2.3).",</w:t>
+        <w:t xml:space="preserve">    "Несоблюдение требований заземления и экстренной остановки может привести к травмам или повреждению оборудования.",</w:t>
         <w:br/>
-        <w:t xml:space="preserve">    "Отсутствие регулярных инспекций (каждые 6 месяцев) повышает риск отказа оборудования (doc-safety-01, v3, 5.2.3).",</w:t>
+        <w:t xml:space="preserve">    "Отсутствие регулярных инспекций повышает риск выхода оборудования из строя.",</w:t>
         <w:br/>
-        <w:t xml:space="preserve">    "Непроведение обучения операторов или отсутствие документации чек-листа увеличивает вероятность ошибок при эксплуатации (doc-safety-02, v1, 2.1)."</w:t>
+        <w:t xml:space="preserve">    "Недостаточное обучение операторов увеличивает вероятность ошибок при эксплуатации."</w:t>
         <w:br/>
         <w:t xml:space="preserve">  ],</w:t>
         <w:br/>
         <w:t xml:space="preserve">  "actions": [</w:t>
         <w:br/>
-        <w:t xml:space="preserve">    "Проверить наличие заземления и устройств экстренной остановки на всех электрических устройствах (doc-safety-01, v3, 5.2.3).",</w:t>
+        <w:t xml:space="preserve">    "Проверить наличие заземления и устройств экстренной остановки на всех электрических устройствах.",</w:t>
         <w:br/>
-        <w:t xml:space="preserve">    "Организовать график инспекций каждые 6 месяцев для электрического оборудования (doc-safety-01, v3, 5.2.3).",</w:t>
+        <w:t xml:space="preserve">    "Организовать плановые инспекции каждые 6 месяцев.",</w:t>
         <w:br/>
-        <w:t xml:space="preserve">    "Обеспечить обучение операторов и хранение подписанного чек-листа в проектной архиве (doc-safety-02, v1, 2.1)."</w:t>
+        <w:t xml:space="preserve">    "Обеспечить обучение операторов и хранение подтвержденных чек-листов."</w:t>
         <w:br/>
         <w:t xml:space="preserve">  ],</w:t>
         <w:br/>
         <w:t xml:space="preserve">  "citations": [</w:t>
         <w:br/>
         <w:t xml:space="preserve">    "doc-safety-01, v3, 5.2.3",</w:t>
+        <w:br/>
+        <w:t xml:space="preserve">    "doc-safety-02, v1, 2.1"</w:t>
+        <w:br/>
+        <w:t xml:space="preserve">  ]</w:t>
+        <w:br/>
+        <w:t>}</w:t>
+        <w:br/>
+        <w:t>```</w:t>
       </w:r>
     </w:p>
     <w:p/>
@@ -94,27 +105,24 @@
       <w:r>
         <w:t>&lt;think&gt;</w:t>
         <w:br/>
-        <w:t>Хорошо, мне нужно найти потенциальные риски несоответствия на основе предоставленных документов и предложить приоритетные действия. Начну с анализа каждого из документов.</w:t>
+        <w:t>Хорошо, мне нужно найти потенциальные риски несоответствия и предложить приоритетные действия на основе предоставленных документов. Давайте посмотрим на нормативные документы.</w:t>
         <w:br/>
         <w:br/>
-        <w:t>Первый документ (doc-safety-01) гласит, что все электрическое оборудование должно включать заземление и устройства экстренной остановки, а также требует периодической инспекции каждые 6 месяцев. Если эти требования не соблюдаются, это может привести к рискам безопасности, например, поражению электрическим током или невозможности быстро остановить оборудование в чрезвычайной ситуации. Также важно, чтобы инспекции проводились вовремя, иначе оборудование может выйти из строя или стать опасным.</w:t>
+        <w:t>Первый документ (doc-safety-01) требует, чтобы все электрическое оборудование имело заземление и устройства экстренной остановки, а также периодическую инспекцию каждые 6 месяцев. Если это не соблюдается, возможны риски безопасности, например, поражение электрическим током или несчастные случаи из-за отказа оборудования. Нужно проверить, есть ли доказательства того, что оборудование соответствует этим требованиям и проводятся ли регулярные проверки.</w:t>
         <w:br/>
         <w:br/>
-        <w:t>Второй документ (doc-safety-02) требует обязательного обучения операторов перед вводом в эксплуатацию и хранения подписанного чек-листа в проектной архиве. Несоблюдение этого может привести к неправильной эксплуатации оборудования, что увеличивает риск аварий или травм. Отсутствие документации (чек-листа) также может вызвать проблемы при аудите или проверках.</w:t>
+        <w:t>Второй документ (doc-safety-02) обязывает проводить обучение операторов перед вводом в эксплуатацию и хранить подписанную чек-лист в архиве проекта. Несоблюдение может привести к неправильной эксплуатации оборудования, что увеличивает риск аварий. Следует убедиться, что обучение прошло и документы сохранены.</w:t>
         <w:br/>
         <w:br/>
-        <w:t>Теперь нужно определить, какие риски могут возникнуть из-за несоответствия этим нормам. Для первого документа: отсутствие заземления и экстренных остановок, а также пропуски в инспекциях. Для второго — не обученные операторы и отсутствие подтверждения обучения в документах.</w:t>
+        <w:t>Теперь нужно определить, есть ли в предоставленных данных информация, которая указывает на нарушение этих требований. Если в архиве нет подписанного чек-листа или инспекции не проводились вовремя, это риски. Также важно проверить, установлены ли все необходимые устройства безопасности на оборудовании.</w:t>
         <w:br/>
         <w:br/>
-        <w:t>Приоритетные действия должны включать проверку наличия заземления и устройств экстренной остановки, установление графика инспекций, обучение операторов и обеспечение хранения чек-листов. Также важно провести аудит текущих процедур для выявления пробелов.</w:t>
-        <w:br/>
-        <w:br/>
-        <w:t>Нужно убедиться, что все действия соответствуют требованиям документов и что каждый риск подкреплен ссылками на конкретные положения. Если в документах нет информации о текущем состоянии, следует отметить неопределенность.</w:t>
+        <w:t>Приоритетные действия: проверить наличие заземления и устройств экстренной остановки, убедиться в проведении обучения операторов и наличии подписанного чек-листа, а также проверить график и результаты последних инспекций. Если какие-то пункты не выполнены, необходимо их исправить и документировать.</w:t>
         <w:br/>
         <w:t>&lt;/think&gt;</w:t>
         <w:br/>
         <w:br/>
-        <w:t>```json_markdown</w:t>
+        <w:t>```json</w:t>
         <w:br/>
         <w:t>{</w:t>
         <w:br/>
@@ -122,27 +130,33 @@
         <w:br/>
         <w:t xml:space="preserve">  "findings": [</w:t>
         <w:br/>
-        <w:t xml:space="preserve">    "Отсутствие заземления и устройств экстренной остановки в электрическом оборудовании может привести к рискам безопасности (doc-safety-01, v3, c-001, 5.2.3).",</w:t>
+        <w:t xml:space="preserve">    "Отсутствие доказательств наличия заземления и устройств экстренной остановки на электрическом оборудовании (doc-safety-01, v3, c-001, 5.2.3).",</w:t>
         <w:br/>
-        <w:t xml:space="preserve">    "Несоблюдение графика периодических инспекций (каждые 6 месяцев) увеличивает риск выхода оборудования из строя (doc-safety-01, v3, c-001, 5.2.3).",</w:t>
-        <w:br/>
-        <w:t xml:space="preserve">    "Отсутствие обучения операторов перед вводом в эксплуатацию и/или отсутствие подписанного чек-листа в архиве нарушает процесс сертификации (doc-safety-02, v1, c-002, 2.1)."</w:t>
+        <w:t xml:space="preserve">    "Не подтверждено проведение обучения операторов и хранение подписанного чек-листа в проектном архиве (doc-safety-02, v1, c-002, 2.1)."</w:t>
         <w:br/>
         <w:t xml:space="preserve">  ],</w:t>
         <w:br/>
         <w:t xml:space="preserve">  "risks": [</w:t>
         <w:br/>
-        <w:t xml:space="preserve">    "Повышенный риск поражения электрическим током из-за отсутствия заземления (doc-safety-01, v3, c-001, 5.2.3).",</w:t>
+        <w:t xml:space="preserve">    "Риск поражения электрическим током или аварий из-за отсутствия заземления и устройств экстренной остановки (doc-safety-01, v3, c-001, 5.2.3).",</w:t>
         <w:br/>
-        <w:t xml:space="preserve">    "Невозможность экстренной остановки оборудования в чрезвычайных ситуациях (doc-safety-01, v3, c-001, 5.2.3).",</w:t>
-        <w:br/>
-        <w:t xml:space="preserve">    "Неправильная эксплуатация оборудования необученным персоналом, что может привести к авариям (doc-safety-02, v1, c-002, 2.1)."</w:t>
+        <w:t xml:space="preserve">    "Риск неправильной эксплуатации оборудования и связанных с этим инцидентов из-за отсутствия обучения операторов (doc-safety-02, v1, c-002, 2.1)."</w:t>
         <w:br/>
         <w:t xml:space="preserve">  ],</w:t>
         <w:br/>
         <w:t xml:space="preserve">  "actions": [</w:t>
         <w:br/>
-        <w:t xml:space="preserve">    "Провести инвентаризацию оборудования для проверки</w:t>
+        <w:t xml:space="preserve">    "Проверить наличие заземления и устройств экстренной остановки на всех электрических устройствах (doc-safety-01, v3, c-001, 5.2.3).",</w:t>
+        <w:br/>
+        <w:t xml:space="preserve">    "Убедиться в наличии подписанного чек-листа по обучению операторов в проектном архиве (doc-safety-02, v1, c-002, 2.1).",</w:t>
+        <w:br/>
+        <w:t xml:space="preserve">    "Провести внеплановую инспекцию оборудования для подтверждения соответствия требованиям безопасности (doc-safety-01, v3, c-001, 5.2.3)."</w:t>
+        <w:br/>
+        <w:t xml:space="preserve">  ],</w:t>
+        <w:br/>
+        <w:t xml:space="preserve">  "citations": [</w:t>
+        <w:br/>
+        <w:t xml:space="preserve">    "doc-safety-01, v3, c-001, 5.</w:t>
       </w:r>
     </w:p>
     <w:p/>
